--- a/src/briefloop/template_assets/business-report-zh-t3.docx
+++ b/src/briefloop/template_assets/business-report-zh-t3.docx
@@ -157,15 +157,15 @@
     <w:tbl>
       <w:tblPr>
         <w:tblW w:type="auto" w:w="0"/>
-        <w:tblLook w:firstColumn="1" w:firstRow="1" w:lastColumn="0" w:lastRow="0" w:noHBand="0" w:noVBand="1" w:val="04A0"/>
         <w:tblBorders>
           <w:top w:val="single" w:sz="8" w:color="1E2320"/>
+          <w:left w:val="none" w:sz="0" w:color="1E2320"/>
           <w:bottom w:val="single" w:sz="8" w:color="1E2320"/>
-          <w:left w:val="none" w:sz="0" w:color="1E2320"/>
           <w:right w:val="none" w:sz="0" w:color="1E2320"/>
           <w:insideH w:val="single" w:sz="4" w:color="1E2320"/>
           <w:insideV w:val="none" w:sz="0" w:color="1E2320"/>
         </w:tblBorders>
+        <w:tblLook w:firstColumn="1" w:firstRow="1" w:lastColumn="0" w:lastRow="0" w:noHBand="0" w:noVBand="1" w:val="04A0"/>
       </w:tblPr>
       <w:tblGrid>
         <w:gridCol w:w="2880"/>
@@ -176,10 +176,10 @@
         <w:tc>
           <w:tcPr>
             <w:tcW w:type="dxa" w:w="2880"/>
-            <w:shd w:val="clear" w:fill="EEF2F9"/>
             <w:tcBorders>
               <w:bottom w:val="single" w:sz="8" w:color="1E2320"/>
             </w:tcBorders>
+            <w:shd w:val="clear" w:fill="EEF2F9"/>
           </w:tcPr>
           <w:p>
             <w:r>
@@ -193,10 +193,10 @@
         <w:tc>
           <w:tcPr>
             <w:tcW w:type="dxa" w:w="2880"/>
-            <w:shd w:val="clear" w:fill="EEF2F9"/>
             <w:tcBorders>
               <w:bottom w:val="single" w:sz="8" w:color="1E2320"/>
             </w:tcBorders>
+            <w:shd w:val="clear" w:fill="EEF2F9"/>
           </w:tcPr>
           <w:p>
             <w:r>
@@ -210,10 +210,10 @@
         <w:tc>
           <w:tcPr>
             <w:tcW w:type="dxa" w:w="2880"/>
-            <w:shd w:val="clear" w:fill="EEF2F9"/>
             <w:tcBorders>
               <w:bottom w:val="single" w:sz="8" w:color="1E2320"/>
             </w:tcBorders>
+            <w:shd w:val="clear" w:fill="EEF2F9"/>
           </w:tcPr>
           <w:p>
             <w:r>
@@ -360,10 +360,10 @@
   <w:p>
     <w:pPr>
       <w:pStyle w:val="Header"/>
-      <w:jc w:val="right"/>
       <w:pBdr>
         <w:bottom w:val="single" w:sz="4" w:color="DEDFD8" w:space="4"/>
       </w:pBdr>
+      <w:jc w:val="right"/>
     </w:pPr>
     <w:r>
       <w:rPr>
